--- a/contracts/ethnomir-app/Договор_ethnomir_app_v4.docx
+++ b/contracts/ethnomir-app/Договор_ethnomir_app_v4.docx
@@ -2,7 +2,6 @@
 <file path=word/document.xml><?xml version="1.0" encoding="utf-8"?>
 <w:document xmlns:w="http://schemas.openxmlformats.org/wordprocessingml/2006/main" xmlns:m="http://schemas.openxmlformats.org/officeDocument/2006/math" xmlns:r="http://schemas.openxmlformats.org/officeDocument/2006/relationships" xmlns:o="urn:schemas-microsoft-com:office:office" xmlns:v="urn:schemas-microsoft-com:vml" xmlns:w10="urn:schemas-microsoft-com:office:word" xmlns:a="http://schemas.openxmlformats.org/drawingml/2006/main" xmlns:pic="http://schemas.openxmlformats.org/drawingml/2006/picture" xmlns:wp="http://schemas.openxmlformats.org/drawingml/2006/wordprocessingDrawing">
   <w:body>
-    <w:bookmarkStart w:id="48" w:name="договор-04-052026"/>
     <w:p>
       <w:pPr>
         <w:pStyle w:val="Heading1"/>
@@ -15,7 +14,6 @@
         <w:t xml:space="preserve">ДОГОВОР № 04-05/2026</w:t>
       </w:r>
     </w:p>
-    <w:bookmarkStart w:id="20" w:name="X9d94cecbf2e720ece3ab72233ce11051dfd7be3"/>
     <w:p>
       <w:pPr>
         <w:pStyle w:val="Heading2"/>
@@ -310,8 +308,6 @@
         <w:t xml:space="preserve">) о нижеследующем.</w:t>
       </w:r>
     </w:p>
-    <w:bookmarkEnd w:id="20"/>
-    <w:bookmarkStart w:id="21" w:name="термины-и-определения"/>
     <w:p>
       <w:pPr>
         <w:pStyle w:val="Heading2"/>
@@ -723,8 +719,6 @@
         <w:t xml:space="preserve">— изменение или расширение функционала, выходящее за пределы ТЗ. Не является дефектом и устраняется (или нет) по дополнительному соглашению.</w:t>
       </w:r>
     </w:p>
-    <w:bookmarkEnd w:id="21"/>
-    <w:bookmarkStart w:id="22" w:name="предмет-договора"/>
     <w:p>
       <w:pPr>
         <w:pStyle w:val="Heading2"/>
@@ -1095,8 +1089,6 @@
         <w:t xml:space="preserve">Работы выполняются с использованием специалистов и инфраструктуры, привлечённых Исполнителем самостоятельно. Исполнитель несёт ответственность за действия привлечённых им третьих лиц как за свои собственные.</w:t>
       </w:r>
     </w:p>
-    <w:bookmarkEnd w:id="22"/>
-    <w:bookmarkStart w:id="23" w:name="стоимость-работ-и-порядок-оплаты"/>
     <w:p>
       <w:pPr>
         <w:pStyle w:val="Heading2"/>
@@ -1947,8 +1939,6 @@
         <w:t xml:space="preserve">Цена Договора не индексируется в течение срока выполнения Работ.</w:t>
       </w:r>
     </w:p>
-    <w:bookmarkEnd w:id="23"/>
-    <w:bookmarkStart w:id="28" w:name="сроки-выполнения-работ.-этапы"/>
     <w:p>
       <w:pPr>
         <w:pStyle w:val="Heading2"/>
@@ -2070,7 +2060,6 @@
         <w:t xml:space="preserve">. Подробный календарный план — Приложение № 2.</w:t>
       </w:r>
     </w:p>
-    <w:bookmarkStart w:id="24" w:name="этап-1.-развитие-и-новые-функции"/>
     <w:p>
       <w:pPr>
         <w:pStyle w:val="Heading3"/>
@@ -2163,8 +2152,6 @@
         <w:t xml:space="preserve">Отдельный Акт по Этапу 1 не составляется; выполнение Этапа 1 фиксируется фактом подписания Акта по Этапу 2.</w:t>
       </w:r>
     </w:p>
-    <w:bookmarkEnd w:id="24"/>
-    <w:bookmarkStart w:id="25" w:name="этап-2.-внедрение-в-этномире"/>
     <w:p>
       <w:pPr>
         <w:pStyle w:val="Heading3"/>
@@ -2257,8 +2244,6 @@
         <w:t xml:space="preserve">Закрытие этапа: подписание Сторонами Акта сдачи-приёмки по Этапу 2.</w:t>
       </w:r>
     </w:p>
-    <w:bookmarkEnd w:id="25"/>
-    <w:bookmarkStart w:id="26" w:name="этап-3.-пилотная-версия-запуск"/>
     <w:p>
       <w:pPr>
         <w:pStyle w:val="Heading3"/>
@@ -2351,8 +2336,6 @@
         <w:t xml:space="preserve">Закрытие этапа: подписание Сторонами Акта сдачи-приёмки по Этапу 3.</w:t>
       </w:r>
     </w:p>
-    <w:bookmarkEnd w:id="26"/>
-    <w:bookmarkStart w:id="27" w:name="этап-4.-бесплатное-сопровождение"/>
     <w:p>
       <w:pPr>
         <w:pStyle w:val="Heading3"/>
@@ -2501,9 +2484,6 @@
         <w:t xml:space="preserve">Срок начала Этапа 1 — день, следующий за днём поступления первого платежа (аванса) по п. 3.4 на расчётный счёт Исполнителя. До поступления аванса Исполнитель вправе не приступать к Работам без последствий по срокам.</w:t>
       </w:r>
     </w:p>
-    <w:bookmarkEnd w:id="27"/>
-    <w:bookmarkEnd w:id="28"/>
-    <w:bookmarkStart w:id="29" w:name="порядок-сдачи-приёмки-работ"/>
     <w:p>
       <w:pPr>
         <w:pStyle w:val="Heading2"/>
@@ -2684,8 +2664,6 @@
         <w:t xml:space="preserve">Допускается подписание Актов через системы электронного документооборота (ЭДО) с использованием квалифицированной электронной подписи, а также путём обмена сканированными копиями по e-mail с последующей передачей оригиналов; скан-копии имеют юридическую силу до обмена оригиналами.</w:t>
       </w:r>
     </w:p>
-    <w:bookmarkEnd w:id="29"/>
-    <w:bookmarkStart w:id="34" w:name="права-и-обязанности-сторон"/>
     <w:p>
       <w:pPr>
         <w:pStyle w:val="Heading2"/>
@@ -2698,7 +2676,6 @@
         <w:t xml:space="preserve">6. ПРАВА И ОБЯЗАННОСТИ СТОРОН</w:t>
       </w:r>
     </w:p>
-    <w:bookmarkStart w:id="30" w:name="обязанности-исполнителя"/>
     <w:p>
       <w:pPr>
         <w:pStyle w:val="Heading3"/>
@@ -2947,8 +2924,6 @@
         <w:t xml:space="preserve">после передачи РИД Заказчику — сохранить у себя бэкапы исходных материалов в течение 12 месяцев для возможности оперативной поддержки.</w:t>
       </w:r>
     </w:p>
-    <w:bookmarkEnd w:id="30"/>
-    <w:bookmarkStart w:id="31" w:name="обязанности-заказчика"/>
     <w:p>
       <w:pPr>
         <w:pStyle w:val="Heading3"/>
@@ -3265,8 +3240,6 @@
         <w:t xml:space="preserve">соблюдать режим конфиденциальности (раздел 11).</w:t>
       </w:r>
     </w:p>
-    <w:bookmarkEnd w:id="31"/>
-    <w:bookmarkStart w:id="32" w:name="права-исполнителя"/>
     <w:p>
       <w:pPr>
         <w:pStyle w:val="Heading3"/>
@@ -3403,8 +3376,6 @@
         <w:t xml:space="preserve">использовать разработанные в рамках Договора архитектурные решения, общие подходы к дизайну, методологические разработки и нестандартные технические решения в своих других проектах, при условии, что такое использование не воспроизводит фирменный стиль «Этномир» и не копирует уникальный контент проекта.</w:t>
       </w:r>
     </w:p>
-    <w:bookmarkEnd w:id="32"/>
-    <w:bookmarkStart w:id="33" w:name="права-заказчика"/>
     <w:p>
       <w:pPr>
         <w:pStyle w:val="Heading3"/>
@@ -3513,9 +3484,6 @@
         <w:t xml:space="preserve">после полной оплаты и подписания Актов по всем Этапам — использовать результат Работ по своему усмотрению, включая воспроизведение, распространение, модификацию, сублицензирование и передачу третьим лицам (в пределах прав, переданных по разделу 9).</w:t>
       </w:r>
     </w:p>
-    <w:bookmarkEnd w:id="33"/>
-    <w:bookmarkEnd w:id="34"/>
-    <w:bookmarkStart w:id="35" w:name="X285e9c36a2eeb09063a8dbc0399033d6d16c4c3"/>
     <w:p>
       <w:pPr>
         <w:pStyle w:val="Heading2"/>
@@ -3839,8 +3807,6 @@
         <w:t xml:space="preserve">изменением законодательства РФ (аналогично).</w:t>
       </w:r>
     </w:p>
-    <w:bookmarkEnd w:id="35"/>
-    <w:bookmarkStart w:id="36" w:name="гарантийные-обязательства"/>
     <w:p>
       <w:pPr>
         <w:pStyle w:val="Heading2"/>
@@ -4077,8 +4043,6 @@
         <w:t xml:space="preserve">падение производительности, вызванное ростом нагрузки сверх показателей, заложенных в ТЗ (масштабирование под многократный рост — отдельные Работы).</w:t>
       </w:r>
     </w:p>
-    <w:bookmarkEnd w:id="36"/>
-    <w:bookmarkStart w:id="37" w:name="исключительные-права-на-результаты-работ"/>
     <w:p>
       <w:pPr>
         <w:pStyle w:val="Heading2"/>
@@ -4493,8 +4457,6 @@
         <w:t xml:space="preserve">Исполнитель сохраняет неимущественное право авторства и право быть указанным в качестве автора / разработчика; для публичного маркетинга Исполнитель вправе использовать факт выполнения Работ для Заказчика в рамках п. 6.3.3 и 6.3.4.</w:t>
       </w:r>
     </w:p>
-    <w:bookmarkEnd w:id="37"/>
-    <w:bookmarkStart w:id="38" w:name="устранение-дефектов.-сроки-сопровождения"/>
     <w:p>
       <w:pPr>
         <w:pStyle w:val="Heading2"/>
@@ -4855,8 +4817,6 @@
         <w:t xml:space="preserve">По истечении гарантийного срока Стороны могут заключить отдельный договор на платное сопровождение ПО.</w:t>
       </w:r>
     </w:p>
-    <w:bookmarkEnd w:id="38"/>
-    <w:bookmarkStart w:id="39" w:name="конфиденциальность"/>
     <w:p>
       <w:pPr>
         <w:pStyle w:val="Heading2"/>
@@ -5167,8 +5127,6 @@
         <w:t xml:space="preserve">В целях соблюдения требований Федерального закона № 152-ФЗ «О персональных данных» при разработке ПО Исполнитель обрабатывает персональные данные гостей только в минимально необходимом объёме для тестирования и отладки, использует обезличенные или тестовые данные там, где это возможно, и удаляет со своих сторонних тестовых окружений персональные данные в течение 30 дней после завершения тестирования.</w:t>
       </w:r>
     </w:p>
-    <w:bookmarkEnd w:id="39"/>
-    <w:bookmarkStart w:id="40" w:name="ответственность-сторон"/>
     <w:p>
       <w:pPr>
         <w:pStyle w:val="Heading2"/>
@@ -5316,8 +5274,6 @@
         <w:t xml:space="preserve">Стороны не несут ответственности за косвенные убытки (репутационные потери, упущенную выгоду, ущерб третьих лиц), за исключением случаев умысла.</w:t>
       </w:r>
     </w:p>
-    <w:bookmarkEnd w:id="40"/>
-    <w:bookmarkStart w:id="41" w:name="форс-мажор"/>
     <w:p>
       <w:pPr>
         <w:pStyle w:val="Heading2"/>
@@ -5442,8 +5398,6 @@
         <w:t xml:space="preserve">Если форс-мажор длится более 3 (трёх) месяцев, любая из Сторон вправе расторгнуть Договор в одностороннем внесудебном порядке, письменно уведомив другую Сторону. В этом случае проводится финансовая сверка и расчёт исходя из объёма фактически выполненных Работ и произведённой оплаты.</w:t>
       </w:r>
     </w:p>
-    <w:bookmarkEnd w:id="41"/>
-    <w:bookmarkStart w:id="42" w:name="разрешение-споров"/>
     <w:p>
       <w:pPr>
         <w:pStyle w:val="Heading2"/>
@@ -5598,8 +5552,6 @@
         <w:t xml:space="preserve">При рассмотрении спора применяется материальное и процессуальное право Российской Федерации.</w:t>
       </w:r>
     </w:p>
-    <w:bookmarkEnd w:id="42"/>
-    <w:bookmarkStart w:id="43" w:name="срок-действия-и-расторжение-договора"/>
     <w:p>
       <w:pPr>
         <w:pStyle w:val="Heading2"/>
@@ -5788,8 +5740,6 @@
         <w:t xml:space="preserve">При расторжении Договора до полной оплаты Этапа 3 права на уже созданные и принятые Заказчиком РИД сохраняются у Заказчика в объёме, предусмотренном подписанными Актами и произведёнными оплатами. Права на РИД, созданные, но не принятые Заказчиком и не оплаченные, остаются у Исполнителя.</w:t>
       </w:r>
     </w:p>
-    <w:bookmarkEnd w:id="43"/>
-    <w:bookmarkStart w:id="44" w:name="прочие-условия"/>
     <w:p>
       <w:pPr>
         <w:pStyle w:val="Heading2"/>
@@ -6098,8 +6048,6 @@
         <w:t xml:space="preserve">В части, не урегулированной настоящим Договором, Стороны руководствуются законодательством Российской Федерации, в том числе главами 37 и 39 ГК РФ, статьями 1233, 1234, 1285, 1296 ГК РФ.</w:t>
       </w:r>
     </w:p>
-    <w:bookmarkEnd w:id="44"/>
-    <w:bookmarkStart w:id="47" w:name="реквизиты-и-подписи-сторон"/>
     <w:p>
       <w:pPr>
         <w:pStyle w:val="Heading2"/>
@@ -6112,7 +6060,6 @@
         <w:t xml:space="preserve">17. РЕКВИЗИТЫ И ПОДПИСИ СТОРОН</w:t>
       </w:r>
     </w:p>
-    <w:bookmarkStart w:id="45" w:name="исполнитель"/>
     <w:p>
       <w:pPr>
         <w:pStyle w:val="Heading3"/>
@@ -6273,8 +6220,6 @@
         <w:t xml:space="preserve">Подпись: ______________________ / Иванов Евгений Владимирович /</w:t>
       </w:r>
     </w:p>
-    <w:bookmarkEnd w:id="45"/>
-    <w:bookmarkStart w:id="46" w:name="заказчик"/>
     <w:p>
       <w:pPr>
         <w:pStyle w:val="Heading3"/>
@@ -6470,10 +6415,6 @@
         <w:br w:type="page"/>
       </w:r>
     </w:p>
-    <w:bookmarkEnd w:id="46"/>
-    <w:bookmarkEnd w:id="47"/>
-    <w:bookmarkEnd w:id="48"/>
-    <w:bookmarkStart w:id="49" w:name="приложение-1-к-договору-04-052026"/>
     <w:p>
       <w:pPr>
         <w:pStyle w:val="Heading1"/>
@@ -6486,8 +6427,6 @@
         <w:t xml:space="preserve">ПРИЛОЖЕНИЕ № 1 К ДОГОВОРУ № 04-05/2026</w:t>
       </w:r>
     </w:p>
-    <w:bookmarkEnd w:id="49"/>
-    <w:bookmarkStart w:id="80" w:name="техническое-задание"/>
     <w:p>
       <w:pPr>
         <w:pStyle w:val="Heading1"/>
@@ -6500,7 +6439,6 @@
         <w:t xml:space="preserve">ТЕХНИЧЕСКОЕ ЗАДАНИЕ</w:t>
       </w:r>
     </w:p>
-    <w:bookmarkStart w:id="50" w:name="X455b3e099177421f748545f2de62e88f99a5a7c"/>
     <w:p>
       <w:pPr>
         <w:pStyle w:val="Heading2"/>
@@ -6513,8 +6451,6 @@
         <w:t xml:space="preserve">на разработку суперприложения ethnomir.app, ре-упаковку сайта ethnomir.ru, ре-брендинг Этномира и продуктовую линейку</w:t>
       </w:r>
     </w:p>
-    <w:bookmarkEnd w:id="50"/>
-    <w:bookmarkStart w:id="51" w:name="назначение-и-структура-документа"/>
     <w:p>
       <w:pPr>
         <w:pStyle w:val="Heading2"/>
@@ -7004,8 +6940,6 @@
         <w:t xml:space="preserve">Рост целевого показателя в процессе разработки не является нарушением Исполнителем требований ТЗ при условии, что минимальный обязательный показатель выполнен.</w:t>
       </w:r>
     </w:p>
-    <w:bookmarkEnd w:id="51"/>
-    <w:bookmarkStart w:id="52" w:name="общие-требования-к-продукту"/>
     <w:p>
       <w:pPr>
         <w:pStyle w:val="Heading2"/>
@@ -7822,8 +7756,6 @@
         <w:t xml:space="preserve">Требования к доступности интерфейсов реализуются в рамках общепринятых современных практик проектирования мобильных и веб-интерфейсов.</w:t>
       </w:r>
     </w:p>
-    <w:bookmarkEnd w:id="52"/>
-    <w:bookmarkStart w:id="53" w:name="X29cfc12423ab78cef07232c7daf71fc6554a00b"/>
     <w:p>
       <w:pPr>
         <w:pStyle w:val="Heading2"/>
@@ -9205,8 +9137,6 @@
         </w:tc>
       </w:tr>
     </w:tbl>
-    <w:bookmarkEnd w:id="53"/>
-    <w:bookmarkStart w:id="68" w:name="X972df06d3b320166474c168e3e264c713b305a6"/>
     <w:p>
       <w:pPr>
         <w:pStyle w:val="Heading2"/>
@@ -9219,7 +9149,6 @@
         <w:t xml:space="preserve">3. Клиентский контур — подробное описание модулей</w:t>
       </w:r>
     </w:p>
-    <w:bookmarkStart w:id="54" w:name="модуль-м00.-главная-сегодня"/>
     <w:p>
       <w:pPr>
         <w:pStyle w:val="Heading3"/>
@@ -9352,8 +9281,6 @@
         <w:t xml:space="preserve">нижний Tab Bar в стиле iOS 26+ Liquid Glass.</w:t>
       </w:r>
     </w:p>
-    <w:bookmarkEnd w:id="54"/>
-    <w:bookmarkStart w:id="55" w:name="модуль-м01.-парк-и-билеты"/>
     <w:p>
       <w:pPr>
         <w:pStyle w:val="Heading3"/>
@@ -9710,8 +9637,6 @@
         <w:t xml:space="preserve">публичная ссылка на чек без авторизации (п. 3.6).</w:t>
       </w:r>
     </w:p>
-    <w:bookmarkEnd w:id="55"/>
-    <w:bookmarkStart w:id="56" w:name="модуль-м02.-жильё"/>
     <w:p>
       <w:pPr>
         <w:pStyle w:val="Heading3"/>
@@ -10110,8 +10035,6 @@
         <w:t xml:space="preserve">заявка на просмотр одним тапом — передаётся в CRM «Лиды» с пометкой «Инвестиционная недвижимость».</w:t>
       </w:r>
     </w:p>
-    <w:bookmarkEnd w:id="56"/>
-    <w:bookmarkStart w:id="57" w:name="модуль-м03.-услуги"/>
     <w:p>
       <w:pPr>
         <w:pStyle w:val="Heading3"/>
@@ -10340,8 +10263,6 @@
         <w:t xml:space="preserve">Правила начисления баллов по категориям: доставка +15, ресторан +25, СПА +35, мастер-класс +40.</w:t>
       </w:r>
     </w:p>
-    <w:bookmarkEnd w:id="57"/>
-    <w:bookmarkStart w:id="58" w:name="модуль-м04.-паспорт-путешественника"/>
     <w:p>
       <w:pPr>
         <w:pStyle w:val="Heading3"/>
@@ -11173,8 +11094,6 @@
         <w:t xml:space="preserve">Минимум 5 уровней: Гость → Турист → Знаток → Легенда → Посол Этномира. Правила перехода (пороги в баллах) настраиваются через CRM.</w:t>
       </w:r>
     </w:p>
-    <w:bookmarkEnd w:id="58"/>
-    <w:bookmarkStart w:id="59" w:name="модуль-м05.-чеки-и-qr-экосистема"/>
     <w:p>
       <w:pPr>
         <w:pStyle w:val="Heading3"/>
@@ -11491,8 +11410,6 @@
         <w:t xml:space="preserve">— через отдельную операцию, которая создаёт новый связанный чек со статусом «Возврат» и ссылкой на оригинал.</w:t>
       </w:r>
     </w:p>
-    <w:bookmarkEnd w:id="59"/>
-    <w:bookmarkStart w:id="60" w:name="модуль-м06.-этномир-хаб"/>
     <w:p>
       <w:pPr>
         <w:pStyle w:val="Heading3"/>
@@ -11934,8 +11851,6 @@
         <w:t xml:space="preserve">Правила использования промокодов.</w:t>
       </w:r>
     </w:p>
-    <w:bookmarkEnd w:id="60"/>
-    <w:bookmarkStart w:id="61" w:name="модуль-м07.-франшиза-этномира"/>
     <w:p>
       <w:pPr>
         <w:pStyle w:val="Heading3"/>
@@ -11960,8 +11875,6 @@
         <w:t xml:space="preserve">Отдельный лендинг-воронка B2B-продаж с формой заявки, интегрированной с модулем CRM «Лиды». Наполнение лендинга (тексты, цифры, медиаматериалы, состав блоков) согласовывается и предоставляется Заказчиком в рабочем порядке; Исполнитель обеспечивает техническую реализацию, форму заявки и сквозную интеграцию «заявка → CRM → уведомление ответственному».</w:t>
       </w:r>
     </w:p>
-    <w:bookmarkEnd w:id="61"/>
-    <w:bookmarkStart w:id="62" w:name="модуль-м08.-календарь-событий"/>
     <w:p>
       <w:pPr>
         <w:pStyle w:val="Heading3"/>
@@ -12095,8 +12008,6 @@
         <w:t xml:space="preserve">: блок-уведомление «Номера на праздничные даты заканчиваются за 2–3 недели. Забронируйте сейчас со скидкой!» с прямым переходом в «Жильё» (кросс-продажа).</w:t>
       </w:r>
     </w:p>
-    <w:bookmarkEnd w:id="62"/>
-    <w:bookmarkStart w:id="63" w:name="модуль-м09.-сертификаты"/>
     <w:p>
       <w:pPr>
         <w:pStyle w:val="Heading3"/>
@@ -12262,8 +12173,6 @@
         <w:t xml:space="preserve">отображается в Паспорте (раздел «Мои заявки»).</w:t>
       </w:r>
     </w:p>
-    <w:bookmarkEnd w:id="63"/>
-    <w:bookmarkStart w:id="64" w:name="модуль-м10.-b2b-направление"/>
     <w:p>
       <w:pPr>
         <w:pStyle w:val="Heading3"/>
@@ -12396,8 +12305,6 @@
         <w:t xml:space="preserve">Все заявки передаются в модуль CRM «Лиды» с пометкой категории.</w:t>
       </w:r>
     </w:p>
-    <w:bookmarkEnd w:id="64"/>
-    <w:bookmarkStart w:id="65" w:name="модуль-м11.-отзывы-и-nps"/>
     <w:p>
       <w:pPr>
         <w:pStyle w:val="Heading3"/>
@@ -12570,8 +12477,6 @@
         <w:t xml:space="preserve">— автоматическая фильтрация ненормативной лексики + ручная модерация в CRM.</w:t>
       </w:r>
     </w:p>
-    <w:bookmarkEnd w:id="65"/>
-    <w:bookmarkStart w:id="66" w:name="модуль-м12.-уведомления"/>
     <w:p>
       <w:pPr>
         <w:pStyle w:val="Heading3"/>
@@ -12764,8 +12669,6 @@
         <w:t xml:space="preserve">Инфраструктура в БД: отдельные таблицы для промо-акций, промо-баннеров, промо-кодов, использований промо-кодов, push-сообщений, push-подписок, push-токенов, уведомлений и ограничителей частоты SMS.</w:t>
       </w:r>
     </w:p>
-    <w:bookmarkEnd w:id="66"/>
-    <w:bookmarkStart w:id="67" w:name="модуль-м13.-глобальный-поиск"/>
     <w:p>
       <w:pPr>
         <w:pStyle w:val="Heading3"/>
@@ -12931,9 +12834,6 @@
         <w:t xml:space="preserve">— сгруппированы по категориям (Отели, Рестораны, Активности, Статьи и т. д.) с иконками, кратким описанием, переходом в карточку одним тапом.</w:t>
       </w:r>
     </w:p>
-    <w:bookmarkEnd w:id="67"/>
-    <w:bookmarkEnd w:id="68"/>
-    <w:bookmarkStart w:id="69" w:name="Xd45a49e1f355dac01804dc90d900ebf7b8ecda3"/>
     <w:p>
       <w:pPr>
         <w:pStyle w:val="Heading2"/>
@@ -15536,8 +15436,6 @@
         <w:t xml:space="preserve">(по образцу справочника) с отдельными наборами прав.</w:t>
       </w:r>
     </w:p>
-    <w:bookmarkEnd w:id="69"/>
-    <w:bookmarkStart w:id="70" w:name="Xcd410e39aaf2f89e272d56b13eebe2b5deba58b"/>
     <w:p>
       <w:pPr>
         <w:pStyle w:val="Heading2"/>
@@ -15770,8 +15668,6 @@
         <w:t xml:space="preserve">Все движения баллов записываются в таблицу транзакций с указанием: пользователь, тип операции (начисление / списание), сумма, источник, дата/время. История доступна пользователю в разделе «Кошелёк» Паспорта.</w:t>
       </w:r>
     </w:p>
-    <w:bookmarkEnd w:id="70"/>
-    <w:bookmarkStart w:id="71" w:name="Xf18e2fec73d265939cbd83068e995f0203ab408"/>
     <w:p>
       <w:pPr>
         <w:pStyle w:val="Heading2"/>
@@ -16646,8 +16542,6 @@
         <w:t xml:space="preserve">— декоративный слой анимированных орбов на промо-баннерах: sheen-sweep, twinkle, ripple, drift particles.</w:t>
       </w:r>
     </w:p>
-    <w:bookmarkEnd w:id="71"/>
-    <w:bookmarkStart w:id="72" w:name="X036294858f3172469d42030da7b6b1c590d4a6c"/>
     <w:p>
       <w:pPr>
         <w:pStyle w:val="Heading2"/>
@@ -17040,8 +16934,6 @@
         <w:t xml:space="preserve">Непрерывная интеграция и развёртывание с автоматической сборкой, предварительным развёртыванием (preview) перед публикацией, атомарным переключением на production без простоев и возможностью быстрого отката к предыдущей версии. Мониторинг состояния системы — в виде приборной панели с целевым показателем стабильности.</w:t>
       </w:r>
     </w:p>
-    <w:bookmarkEnd w:id="72"/>
-    <w:bookmarkStart w:id="73" w:name="блок-1.-мега-приложение.-база-данных"/>
     <w:p>
       <w:pPr>
         <w:pStyle w:val="Heading2"/>
@@ -18147,8 +18039,6 @@
         <w:t xml:space="preserve">Перечень и конкретный состав таблиц — ориентировочные и могут уточняться по ходу Работ.</w:t>
       </w:r>
     </w:p>
-    <w:bookmarkEnd w:id="73"/>
-    <w:bookmarkStart w:id="74" w:name="X5263c6d0259627cd367d8e4e93a5edf70c77207"/>
     <w:p>
       <w:pPr>
         <w:pStyle w:val="Heading2"/>
@@ -19122,8 +19012,6 @@
         <w:t xml:space="preserve">Содержание каждого документа предоставляется Заказчиком (или согласуется с юристом Заказчика) до Этапа 3; Исполнитель готовит правильные шаблоны и интегрирует их в приложение.</w:t>
       </w:r>
     </w:p>
-    <w:bookmarkEnd w:id="74"/>
-    <w:bookmarkStart w:id="75" w:name="X1073cf25b1a0192f2a9f0f5e277d41e09cb5267"/>
     <w:p>
       <w:pPr>
         <w:pStyle w:val="Heading2"/>
@@ -19534,8 +19422,6 @@
         <w:t xml:space="preserve">поддержка ru/en (если успевают к запуску — иначе только ru).</w:t>
       </w:r>
     </w:p>
-    <w:bookmarkEnd w:id="75"/>
-    <w:bookmarkStart w:id="76" w:name="блок-2.-ре-упаковка-сайта-ethnomir.ru"/>
     <w:p>
       <w:pPr>
         <w:pStyle w:val="Heading2"/>
@@ -19824,8 +19710,6 @@
         <w:t xml:space="preserve">с представлением мобильного приложения и CTA на установку из App Store и Google Play. Наполнение — согласовывается и предоставляется Заказчиком в рабочем порядке.</w:t>
       </w:r>
     </w:p>
-    <w:bookmarkEnd w:id="76"/>
-    <w:bookmarkStart w:id="77" w:name="блок-3.-ре-брендинг-этномира"/>
     <w:p>
       <w:pPr>
         <w:pStyle w:val="Heading2"/>
@@ -20100,8 +19984,6 @@
         <w:t xml:space="preserve">Все элементы предоставляются в редактируемых форматах (SVG, AI, PSD, PPTX) и в готовых PNG / PDF высокого разрешения.</w:t>
       </w:r>
     </w:p>
-    <w:bookmarkEnd w:id="77"/>
-    <w:bookmarkStart w:id="78" w:name="блок-4.-продуктовая-линейка"/>
     <w:p>
       <w:pPr>
         <w:pStyle w:val="Heading2"/>
@@ -20380,8 +20262,6 @@
         <w:t xml:space="preserve">— принципы установления тарифов (будни / выходные / праздники / сезоны), скидок, бонусов, бандл-предложений.</w:t>
       </w:r>
     </w:p>
-    <w:bookmarkEnd w:id="78"/>
-    <w:bookmarkStart w:id="79" w:name="критерии-приёмки"/>
     <w:p>
       <w:pPr>
         <w:pStyle w:val="Heading2"/>
@@ -20677,9 +20557,6 @@
         <w:br w:type="page"/>
       </w:r>
     </w:p>
-    <w:bookmarkEnd w:id="79"/>
-    <w:bookmarkEnd w:id="80"/>
-    <w:bookmarkStart w:id="81" w:name="приложение-2-к-договору-04-052026"/>
     <w:p>
       <w:pPr>
         <w:pStyle w:val="Heading1"/>
@@ -20692,8 +20569,6 @@
         <w:t xml:space="preserve">ПРИЛОЖЕНИЕ № 2 К ДОГОВОРУ № 04-05/2026</w:t>
       </w:r>
     </w:p>
-    <w:bookmarkEnd w:id="81"/>
-    <w:bookmarkStart w:id="85" w:name="календарный-план-работ"/>
     <w:p>
       <w:pPr>
         <w:pStyle w:val="Heading1"/>
@@ -20706,7 +20581,6 @@
         <w:t xml:space="preserve">КАЛЕНДАРНЫЙ ПЛАН РАБОТ</w:t>
       </w:r>
     </w:p>
-    <w:bookmarkStart w:id="82" w:name="общая-схема"/>
     <w:p>
       <w:pPr>
         <w:pStyle w:val="Heading2"/>
@@ -21236,8 +21110,6 @@
         </w:tc>
       </w:tr>
     </w:tbl>
-    <w:bookmarkEnd w:id="82"/>
-    <w:bookmarkStart w:id="83" w:name="ключевые-вехи-milestones"/>
     <w:p>
       <w:pPr>
         <w:pStyle w:val="Heading2"/>
@@ -21804,8 +21676,6 @@
         </w:tc>
       </w:tr>
     </w:tbl>
-    <w:bookmarkEnd w:id="83"/>
-    <w:bookmarkStart w:id="84" w:name="регулярные-мероприятия"/>
     <w:p>
       <w:pPr>
         <w:pStyle w:val="Heading2"/>
@@ -22116,9 +21986,6 @@
         <w:br w:type="page"/>
       </w:r>
     </w:p>
-    <w:bookmarkEnd w:id="84"/>
-    <w:bookmarkEnd w:id="85"/>
-    <w:bookmarkStart w:id="86" w:name="приложение-3-к-договору-04-052026"/>
     <w:p>
       <w:pPr>
         <w:pStyle w:val="Heading1"/>
@@ -22131,8 +21998,6 @@
         <w:t xml:space="preserve">ПРИЛОЖЕНИЕ № 3 К ДОГОВОРУ № 04-05/2026</w:t>
       </w:r>
     </w:p>
-    <w:bookmarkEnd w:id="86"/>
-    <w:bookmarkStart w:id="90" w:name="X8b5bc1fefe7d8370817f1d731bdc28abc391c3d"/>
     <w:p>
       <w:pPr>
         <w:pStyle w:val="Heading1"/>
@@ -22145,7 +22010,6 @@
         <w:t xml:space="preserve">ФОРМА АКТА СДАЧИ-ПРИЁМКИ ВЫПОЛНЕННЫХ РАБОТ</w:t>
       </w:r>
     </w:p>
-    <w:bookmarkStart w:id="87" w:name="акт"/>
     <w:p>
       <w:pPr>
         <w:pStyle w:val="Heading2"/>
@@ -22158,8 +22022,6 @@
         <w:t xml:space="preserve">АКТ</w:t>
       </w:r>
     </w:p>
-    <w:bookmarkEnd w:id="87"/>
-    <w:bookmarkStart w:id="89" w:name="Xf02c51d72780fd4adb7f6344e98a13d44407440"/>
     <w:p>
       <w:pPr>
         <w:pStyle w:val="Heading2"/>
@@ -22577,7 +22439,6 @@
         <w:t xml:space="preserve">Настоящий Акт составлен в 2 (двух) экземплярах, по одному для каждой из Сторон.</w:t>
       </w:r>
     </w:p>
-    <w:bookmarkStart w:id="88" w:name="подписи-сторон"/>
     <w:p>
       <w:pPr>
         <w:pStyle w:val="Heading3"/>
@@ -22684,9 +22545,6 @@
         <w:t xml:space="preserve">Конец документа.</w:t>
       </w:r>
     </w:p>
-    <w:bookmarkEnd w:id="88"/>
-    <w:bookmarkEnd w:id="89"/>
-    <w:bookmarkEnd w:id="90"/>
     <w:sectPr>
       <w:pgSz w:h="15840" w:w="12240"/>
       <w:pgMar w:bottom="1134" w:footer="720" w:gutter="0" w:header="720" w:left="1417" w:right="850" w:top="1134"/>
